--- a/example_articles/states/Connecticut/5.states_Connecticut_Other_publisher.docx
+++ b/example_articles/states/Connecticut/5.states_Connecticut_Other_publisher.docx
@@ -27,17 +27,17 @@
     </w:p>
     <w:p>
       <w:r>
-        <w:t>Source File: Other publishers/Files (500) (23).DOCX</w:t>
+        <w:t>Source file: Other publishers/Files (500) (23).DOCX</w:t>
       </w:r>
     </w:p>
     <w:p>
       <w:r>
-        <w:t>Raw locations result: ['Connecticut']</w:t>
+        <w:t>Raw locations result, 'locations': ['Connecticut']</w:t>
       </w:r>
     </w:p>
     <w:p>
       <w:r>
-        <w:t>states_stand_flat (Standardized): Connecticut</w:t>
+        <w:t>Standardized locations result, 'states_stand_flat': Connecticut</w:t>
       </w:r>
     </w:p>
     <w:p>

--- a/example_articles/states/Connecticut/5.states_Connecticut_Other_publisher.docx
+++ b/example_articles/states/Connecticut/5.states_Connecticut_Other_publisher.docx
@@ -7,7 +7,7 @@
         <w:pStyle w:val="Heading1"/>
       </w:pPr>
       <w:r>
-        <w:t>'Camelot couple' lived an illusion</w:t>
+        <w:t>MITCHUM AS LONER</w:t>
       </w:r>
     </w:p>
     <w:p>
@@ -17,17 +17,17 @@
     </w:p>
     <w:p>
       <w:r>
-        <w:t>Date: 1990-01-10</w:t>
+        <w:t>Date: 1997-07-06</w:t>
       </w:r>
     </w:p>
     <w:p>
       <w:r>
-        <w:t>Section: NEWS; Pg. 3A</w:t>
+        <w:t>Section: SUNDAY REVIEW; Pg. E01</w:t>
       </w:r>
     </w:p>
     <w:p>
       <w:r>
-        <w:t>Source file: Other publishers/Files (500) (23).DOCX</w:t>
+        <w:t>Source file: Other publishers/Files (500) (27).DOCX</w:t>
       </w:r>
     </w:p>
     <w:p>
@@ -49,47 +49,51 @@
     </w:p>
     <w:p>
       <w:r>
-        <w:t>Charles Stuart lies cold and quiet in Woodlawn Cemetery's Plot 1445, but almost no one is willing to let him or the murder of his pregnant wife Carol lie in peace.</w:t>
+        <w:t>"What do you think of Ronald Reagan for president?" asked Jack Warner's assistant of the legendary movie mogul in 1966.</w:t>
         <w:br/>
-        <w:t>The shooting of Stuart's wife, his earlier tale that a black assailant was to blame, then his leap last Thursday off the Tobin Bridge after his brother made him the top suspect in his wife's murder has captivated a nation hungry for missing pieces of the sordid puzzle.</w:t>
+        <w:t>"No, no," Warner corrected, not missing a beat. "Jimmy Stewart for president, Ronald Reagan for best friend."</w:t>
         <w:br/>
-        <w:t>''I think all the answers went down in the Mystic River'' where Charles Stuart died, said Kathy King, a neighbor.</w:t>
+        <w:t>For once, Warner's casting instincts failed him. As everyone knows, Mr. Reagan went to Washington while Mr. Stewart only did so in the movies.</w:t>
         <w:br/>
-        <w:t>What is it about the case that ''tugged at every emotion,'' as Joyce Brothers puts it?</w:t>
+        <w:t>And, as it turned out, Jimmy Stewart, who died last week at the age of 89, was America's best friend. Which would probably make Robert Mitchum, who died last week at 79 - 24 hours before Stewart - our favorite drinking buddy.</w:t>
         <w:br/>
-        <w:t>''It has all the elements,'' Brothers said, ''murder, romantic entanglements, money, mystery.'' And anger.</w:t>
+        <w:t>The simultaneous passing of the great American hero and the great American antihero represents a double blow to the national manhood.</w:t>
         <w:br/>
-        <w:t>''People are very angry that their emotions were manipulated. People very much resent being made a fool of.''</w:t>
+        <w:t>For Stewart and Mitchum respectively defined the American social values of idealism and disillusion just as eloquently as Thomas Jefferson and John Adams (who died within hours of each other on July 4, 1826) defined bedrock political values.</w:t>
         <w:br/>
-        <w:t>After Charles used his car phone to beg for help during the shooting, the story seemed a tragic end for what the media dubbed the ''Camelot couple.''</w:t>
+        <w:t>In many ways, Mitchum and Stewart were the yin and yang of 20th-century America. In life and on screen, each powerfully characterized the pull between civic duty and self-fulfillment.</w:t>
         <w:br/>
-        <w:t>''Theoretically,'' said Brothers, ''they were very much in love … coming back from a natural childbirth class - from what was supposed to have been the happiest moment in their lives.''</w:t>
+        <w:t>It can be said about them as about few other public figures that their internal struggles as screen characters mirrored their country's effort to define itself. And mirrored their countrymen's struggles to define themselves either as Everyman or Loner, establishment figure or hipster.</w:t>
         <w:br/>
-        <w:t>Now, Carol Stuart's family talks about the mirage of her ''totally happy life.''</w:t>
+        <w:t>One was the conservative, the other a libertine; one the quiet authority figure, the other a knockabout antiauthoritarian; one the wide-eyed crusader in the porkpie hat, the other the dissolute joe in the fedora. If Stewart was the personification of the Boy Scout grown up, Mitchum was the ladies' man whose face bore the rigors of the sack and the sauce.</w:t>
         <w:br/>
-        <w:t>''It's unbelievable, we never would have guessed it in a million years,'' said her brother, Carl DiMaiti.</w:t>
+        <w:t>Stewart was a string bean with the stammer, a middle-class boy from Indiana, Pa., a Princeton grad who trusted the universe and for the most part saw his faith reciprocated.</w:t>
         <w:br/>
-        <w:t>''She was a little Cinderella,'' said Carol Dunn, who worked with Carol Stuart at Suffolk University Law School in 1983. ''She was so bubbly.''</w:t>
+        <w:t>Mitchum was the barrel-chested guy with the baritone growl, a working-class drifter from Bridgeport, Conn., a high-school dropout and chain-gang grad who trusted no one but himself.</w:t>
         <w:br/>
-        <w:t>Dark-haired and petite, Carol Stuart, 30, worried about her weight and always ate salads. Mostly, Dunn said, ''she worried about other people and took care of them.''</w:t>
+        <w:t>Stewart was the real hero who distinguished himself as an extraordinary World War II bomber pilot. Mitchum was the reel hero who connected to audiences with his portrait of an ordinary soldier in The Story of G.I. Joe.</w:t>
         <w:br/>
-        <w:t>Dunn was especially impressed with Carol Stuart's close relationship with her family and then-boyfriend. Charles Stuart, a former altar boy, was as quiet as she was outgoing, says Dunn.</w:t>
+        <w:t>"People identify with me," Stewart declared once to an interviewer. "But they dream of being John Wayne." It's ironic that for many Americans the spindly war hero didn't look the part the way the burly Wayne and Mitchum, neither of whom served in the military, did.</w:t>
         <w:br/>
-        <w:t>At the couple's slate-blue split-level on Reading's Harvest Street, a wreath with little blue teddy bears still hangs on the door. The light above the front door is on.</w:t>
+        <w:t>Stewart's and Mitchum's similarities are as striking as their contrasts. On screen, each drew on his personal ethos to reveal aspects of himself while playing a character. Like Henry Fonda and John Wayne before them, like Tom Hanks and Clint Eastwood after them, Stewart and Mitchum fused private personality with screen persona.</w:t>
         <w:br/>
-        <w:t>The Revere neighborhood where Charles Stuart grew up is a tight-knit enclave of mostly working-class Irish families. Most have lived there for generations; many are related. Children play in the street while their parents socialize.</w:t>
+        <w:t>Both men were poets. Stewart wrote doggerel to his retriever, Beau; Mitchum wrote of the sweet anguish of solitude.</w:t>
         <w:br/>
-        <w:t>''I feel bad for the family, because Charlie (Sr.) and Dot are nice people,'' says King, who lives behind the Stuarts. ''They didn't do anything wrong and they can't even walk out the door.'' Neighbor Joanne Bogus, who has lived two houses down from the Stuarts for 14 years, said the Stuart boys were always together and that neighborhood children ''looked up to Chuckie (Charles Jr.).''</w:t>
+        <w:t>Both were catnip to women, though Stewart catted around (with Ginger Rogers, Olivia DeHavilland, Marlene Dietrich, you name it) before his marriage to Gloria Stewart, and Mitchum was known to stray (most notoriously with Shirley MacLaine) during his 57-year marriage to the supremely tolerant Dorothy Mitchum.</w:t>
         <w:br/>
-        <w:t>King described Charles as the kind of boy who would shovel the snow off an elderly neighbor's steps.  That he could have grown up to be a cold, calculated killer is hard to believe, she said. ''It's really bizarre. This is definitely going to be a movie someday - it's better than the soap operas.''</w:t>
+        <w:t>Thank goodness and Sony for VCRs, because Stewart and Mitchum are almost the last of their kind. Of Stewart's generation, the only figures whose careers are as long and varied as his are Katharine Hepburn (now 90) and Loretta Young (84). Of Mitchum's era, still with us are Kirk Douglas (82), Lena Horne (80) and Gregory Peck (81).</w:t>
         <w:br/>
-        <w:t>''Not once did Chuck Stuart give us any reason to believe he was anything but honest,'' said Jay Kakas, owner of the fur store where Stuart worked. ''If he had, he would have been out of here long ago. Like everyone else, we were duped.''</w:t>
+        <w:t>Who's around to fill those very large boots Stewart and Mitchum left behind? Though Harrison Ford, Hanks and Denzel Washington have Stewart's likability and sex appeal, thus far none of them has demonstrated his range, that admixture of vulnerability and vitriol that characterized Stewart's performances in It's a Wonderful Life and Vertigo.</w:t>
         <w:br/>
+        <w:t>And while Nicolas Cage, Sean Penn and Wesley Snipes have Mitchum's bad-boy thing down, as of yet none of them seems capable of conveying the depths of his world-weariness and stoicism. Only Clint Eastwood, who admired both actors enormously, has etched a career that's anywhere near as vivid, but these days Eastwood would rather direct movies than star in them.</w:t>
         <w:br/>
-        <w:t>Notes</w:t>
+        <w:t>Inadvertently, Stewart and Mitchum may have ensured that no actor actually succeeded them in the Hollywood pantheon. These men whose careers were built in the old days of the studio system effectively dismantled that system by freelancing, taking power away from the studio bosses and into their own hands.</w:t>
         <w:br/>
+        <w:t>Few contemporary actors have the good judgment Stewart and Mitchum showed in choosing material that did not typecast them. Stewart played a crusading journalist (as in Call Northside 777) and a politician whose career is based on a lie (The Man Who Shot Liberty Valance); Mitchum played the devil (Night of the Hunter) and a Marine who becomes protector to a nun (Heaven Knows, Mr. Allison). The Everyman could play a Loner and vice versa.</w:t>
         <w:br/>
-        <w:t>Accompanies; Boston mayor defends manhunt; Gun found; may be from fur shop</w:t>
+        <w:t>Perhaps most ironic of all, as those who interviewed both men discovered, is that the screen chatterbox and Everyman was a closet loner and the screen Loner was, in private, garrulous and companionable.</w:t>
+        <w:br/>
+        <w:t>But if Stewart is an object of reverence (his museum's home page drew 200,000 hits in the 24 hours after his death) while Mitchum remains something of a cult figure, it is because on screen the former drew us toward him while the latter kept his distance. Mitchum's belief was that every man is a failure when found out. It was Stewart who truly believed, and made It's a Wonderful Life as a testament, that no man is a failure who has friends.</w:t>
         <w:br/>
         <w:br/>
         <w:t>Graphic</w:t>
@@ -97,11 +101,11 @@
         <w:br/>
         <w:t xml:space="preserve"> </w:t>
         <w:br/>
-        <w:t>PHOTO; b/w, Mark Garfinkel, AP (Murder Cases, boat and divers); PHOTO; b/w, AP (Murder Cases, Carol Stuart)</w:t>
+        <w:t>PHOTO;</w:t>
         <w:br/>
-        <w:t xml:space="preserve"> </w:t>
+        <w:t>PHOTO</w:t>
         <w:br/>
-        <w:t>CUTLINE: SEEKING EVIDENCE: A diver hands a container to officials aboard a Boston police boat in the Pines River Tuesday. Police announced they may have found the gun used in the Stuart case. CUTLINE: CAROL STUART: Family described her as a woman with a 'torally happy life.'</w:t>
+        <w:t>Robert Mitchum, left, in a shot from "Cape Fear" in 1962, and Jimmy Stewart, shown in 1936, died one day apart. They were among the last of their kind.</w:t>
       </w:r>
     </w:p>
     <w:sectPr>

--- a/example_articles/states/Connecticut/5.states_Connecticut_Other_publisher.docx
+++ b/example_articles/states/Connecticut/5.states_Connecticut_Other_publisher.docx
@@ -7,7 +7,7 @@
         <w:pStyle w:val="Heading1"/>
       </w:pPr>
       <w:r>
-        <w:t>MITCHUM AS LONER</w:t>
+        <w:t>Exploring the myth of the Mafia's grip.; Cliches exist until they are challenged</w:t>
       </w:r>
     </w:p>
     <w:p>
@@ -17,17 +17,17 @@
     </w:p>
     <w:p>
       <w:r>
-        <w:t>Date: 1997-07-06</w:t>
+        <w:t>Date: 2006-03-12</w:t>
       </w:r>
     </w:p>
     <w:p>
       <w:r>
-        <w:t>Section: SUNDAY REVIEW; Pg. E01</w:t>
+        <w:t>Section: CURRENTS; Pg. D01</w:t>
       </w:r>
     </w:p>
     <w:p>
       <w:r>
-        <w:t>Source file: Other publishers/Files (500) (27).DOCX</w:t>
+        <w:t>Source file: Other publishers/Files (500) (16).DOCX</w:t>
       </w:r>
     </w:p>
     <w:p>
@@ -49,63 +49,63 @@
     </w:p>
     <w:p>
       <w:r>
-        <w:t>"What do you think of Ronald Reagan for president?" asked Jack Warner's assistant of the legendary movie mogul in 1966.</w:t>
+        <w:t>An Offer We Can't RefuseThe Mafia in the Mind of AmericaBy George De Stefano</w:t>
         <w:br/>
-        <w:t>"No, no," Warner corrected, not missing a beat. "Jimmy Stewart for president, Ronald Reagan for best friend."</w:t>
+        <w:t>Faber &amp; Faber. 438 pp. $26</w:t>
         <w:br/>
-        <w:t>For once, Warner's casting instincts failed him. As everyone knows, Mr. Reagan went to Washington while Mr. Stewart only did so in the movies.</w:t>
+        <w:t>Analyzethis: a thumbnail history of Italian Americans.</w:t>
         <w:br/>
-        <w:t>And, as it turned out, Jimmy Stewart, who died last week at the age of 89, was America's best friend. Which would probably make Robert Mitchum, who died last week at 79 - 24 hours before Stewart - our favorite drinking buddy.</w:t>
+        <w:t>A Southern European immigrant group, disembarking in America in huge numbers from the late 19th century to the early 20th, comes to be associated with what an 1876 New York Times editorial calls "A Natural Inclination Toward Criminality." No matter that crime remained the ultimate multiethnic, equal-opportunity business.</w:t>
         <w:br/>
-        <w:t>The simultaneous passing of the great American hero and the great American antihero represents a double blow to the national manhood.</w:t>
+        <w:t>As the perception grows, so-called native-born Americans also aren't sure the new immigrants are white. A black man, convicted in 1922 of miscegenation in Alabama, gets off when an appeals court rules the prosecution failed to prove his Sicilian wife was Caucasian.</w:t>
         <w:br/>
-        <w:t>For Stewart and Mitchum respectively defined the American social values of idealism and disillusion just as eloquently as Thomas Jefferson and John Adams (who died within hours of each other on July 4, 1826) defined bedrock political values.</w:t>
+        <w:t>In 1930s Hollywood, directors choose non-Italians - Romanian Jew Edward G. Robinson and Yiddish stage actor Paul Muni - to play fictional crime bosses such as Rico "Little Caesar" Bandello and Tony "Scarface" Camonte.</w:t>
         <w:br/>
-        <w:t>In many ways, Mitchum and Stewart were the yin and yang of 20th-century America. In life and on screen, each powerfully characterized the pull between civic duty and self-fulfillment.</w:t>
+        <w:t>Forty years later, two classic '70s films -The Godfather andThe Godfather: Part II - raise the link between Italians and crime, denounced by antidefamation protesters, to the level of American myth. Or so say many film and cultural critics.</w:t>
         <w:br/>
-        <w:t>It can be said about them as about few other public figures that their internal struggles as screen characters mirrored their country's effort to define itself. And mirrored their countrymen's struggles to define themselves either as Everyman or Loner, establishment figure or hipster.</w:t>
+        <w:t>In 1999, The Sopranos - the much-honored cable series that happens to return tonight - takes the same association for its theme, making high TV art of the traumas suffered by members of the immigrant group in adjusting to modern suburban life.</w:t>
         <w:br/>
-        <w:t>One was the conservative, the other a libertine; one the quiet authority figure, the other a knockabout antiauthoritarian; one the wide-eyed crusader in the porkpie hat, the other the dissolute joe in the fedora. If Stewart was the personification of the Boy Scout grown up, Mitchum was the ladies' man whose face bore the rigors of the sack and the sauce.</w:t>
+        <w:t>In the more than 100 years since Italians began arriving here in numbers: Two Supreme Court justices. One president of Harvard (Neil Rudenstine). One of Yale (A. Bartlett Giamatti). Painter Frank Stella. Architect Robert Venturi. Novelist Don DeLillo. Lots of big-time doctors, lawyers and other professionals.</w:t>
         <w:br/>
-        <w:t>Stewart was a string bean with the stammer, a middle-class boy from Indiana, Pa., a Princeton grad who trusted the universe and for the most part saw his faith reciprocated.</w:t>
+        <w:t>Pretty much no movies or TV series about them.</w:t>
         <w:br/>
-        <w:t>Mitchum was the barrel-chested guy with the baritone growl, a working-class drifter from Bridgeport, Conn., a high-school dropout and chain-gang grad who trusted no one but himself.</w:t>
+        <w:t>Conclusion? Irrational stereotyping? Vicious bias? Reverent mythmaking? Selective realism? Collective insanity?</w:t>
         <w:br/>
-        <w:t>Stewart was the real hero who distinguished himself as an extraordinary World War II bomber pilot. Mitchum was the reel hero who connected to audiences with his portrait of an ordinary soldier in The Story of G.I. Joe.</w:t>
+        <w:t>"The conventions and cliches of the Mafia myth," writes New York culture critic George De Stefano, "not only define a genre; they have to a large degree defined Italian Americans... . 'The Mafia' is now the paradigmatic pop-culture expression of Italian American ethnicity, despite the fact that gangsters never constituted more than a tiny percentage of the massive southern Italian immigration to America."</w:t>
         <w:br/>
-        <w:t>"People identify with me," Stewart declared once to an interviewer. "But they dream of being John Wayne." It's ironic that for many Americans the spindly war hero didn't look the part the way the burly Wayne and Mitchum, neither of whom served in the military, did.</w:t>
+        <w:t>No argument, so let's shift to pop-cult mode: Leave the potboiler junk, take the De Stefano - a detailed, textured meditation on what it all means.</w:t>
         <w:br/>
-        <w:t>Stewart's and Mitchum's similarities are as striking as their contrasts. On screen, each drew on his personal ethos to reveal aspects of himself while playing a character. Like Henry Fonda and John Wayne before them, like Tom Hanks and Clint Eastwood after them, Stewart and Mitchum fused private personality with screen persona.</w:t>
+        <w:t>De Stefano isn't an ethnocentric screamer about stereotyping of Italian Americans. Third generation, leftist and gay, the New York-based journalist grew up in working-class Bridgeport, Conn. He supports multiculturalism, and doesn't think Italians invented every implement of civilization from forks to statues. He's less badda-bing than yadda-ying in his cultural bent.</w:t>
         <w:br/>
-        <w:t>Both men were poets. Stewart wrote doggerel to his retriever, Beau; Mitchum wrote of the sweet anguish of solitude.</w:t>
+        <w:t>That means his yeoman's precis of growing Italian American scholarship by writers such as Robert Orsi, Fred Gardaphe, and Richard Gambino profits from a clear framework.</w:t>
         <w:br/>
-        <w:t>Both were catnip to women, though Stewart catted around (with Ginger Rogers, Olivia DeHavilland, Marlene Dietrich, you name it) before his marriage to Gloria Stewart, and Mitchum was known to stray (most notoriously with Shirley MacLaine) during his 57-year marriage to the supremely tolerant Dorothy Mitchum.</w:t>
+        <w:t>Whether De Stefano is summarizing causes of 19th-century Italian immigration, sketching the Mafia's origin in Sicily, or dissecting the appeal of Hollywood mobster characters, he catches links to evolving capitalism, discomfort with modern society, psychological urges for strong father figures, and other complex topics not usually addressed by opponents of Mafia pop culture.</w:t>
         <w:br/>
-        <w:t>Thank goodness and Sony for VCRs, because Stewart and Mitchum are almost the last of their kind. Of Stewart's generation, the only figures whose careers are as long and varied as his are Katharine Hepburn (now 90) and Loretta Young (84). Of Mitchum's era, still with us are Kirk Douglas (82), Lena Horne (80) and Gregory Peck (81).</w:t>
+        <w:t>Like many writers on the subject, he eventually finds himself overwhelmed by movie and TV depictions of the Mafia. At times, De Stefano, falling into a familiar trap, sounds desperate to include any example Google or Nexis turned up.</w:t>
         <w:br/>
-        <w:t>Who's around to fill those very large boots Stewart and Mitchum left behind? Though Harrison Ford, Hanks and Denzel Washington have Stewart's likability and sex appeal, thus far none of them has demonstrated his range, that admixture of vulnerability and vitriol that characterized Stewart's performances in It's a Wonderful Life and Vertigo.</w:t>
+        <w:t>Nonetheless, he correctly appreciates that for most Americans, "It's not an exaggeration to say that The Godfather is the Torah, and everything else is commentary." Remember Joe Fox, played by Tom Hanks in You've Got Mail? Fox declares: "The Godfather is the I Ching. The Godfather is the sum of all wisdom. The Godfather is the answer to any question." David Chase, creator of the characters in The Sopranos, who themselves constantly allude to Mafia films, similarly says that "for a lot of wiseguys, The Godfather is like the Koran."</w:t>
         <w:br/>
-        <w:t>And while Nicolas Cage, Sean Penn and Wesley Snipes have Mitchum's bad-boy thing down, as of yet none of them seems capable of conveying the depths of his world-weariness and stoicism. Only Clint Eastwood, who admired both actors enormously, has etched a career that's anywhere near as vivid, but these days Eastwood would rather direct movies than star in them.</w:t>
+        <w:t>It's at this point that De Stefano argues for a radical difference between Italian Americans and other ethnic groups in regard to stereotypes. Often, he notes, "it is Italian Americans themselves who write, direct and act in these films and TV shows."</w:t>
         <w:br/>
-        <w:t>Inadvertently, Stewart and Mitchum may have ensured that no actor actually succeeded them in the Hollywood pantheon. These men whose careers were built in the old days of the studio system effectively dismantled that system by freelancing, taking power away from the studio bosses and into their own hands.</w:t>
+        <w:t>The distinction hardly persuades: As the already controversial "It's Hard Out Here for a Pimp" routine at the Oscars reminded us last week, Italian Americans have company in pandering to showbiz stereotypes to get ahead.</w:t>
         <w:br/>
-        <w:t>Few contemporary actors have the good judgment Stewart and Mitchum showed in choosing material that did not typecast them. Stewart played a crusading journalist (as in Call Northside 777) and a politician whose career is based on a lie (The Man Who Shot Liberty Valance); Mitchum played the devil (Night of the Hunter) and a Marine who becomes protector to a nun (Heaven Knows, Mr. Allison). The Everyman could play a Loner and vice versa.</w:t>
+        <w:t>Yet here, as elsewhere in his "on the waterfont, therefore cover the waterfront" book, De Stefano provokes hard thought about why the Mafia, to the exclusion of almost every other dimension of Italian American life, stays lodged "in the Mind of America."</w:t>
         <w:br/>
-        <w:t>Perhaps most ironic of all, as those who interviewed both men discovered, is that the screen chatterbox and Everyman was a closet loner and the screen Loner was, in private, garrulous and companionable.</w:t>
+        <w:t>A short answer De Stefano implies, but does not flesh out: The problem is not what Italian American artists and stars give us, but what they don't. Think of those with enormous clout in the movie business: Pacino. De Niro. Scorsese. Coppola. They've rarely used that clout to spotlight less cliched sides of Italian American life. Where is the Italian American Oprah, promoting quality art on the order of Beloved, or the Broadway version of The Color Purple?</w:t>
         <w:br/>
-        <w:t>But if Stewart is an object of reverence (his museum's home page drew 200,000 hits in the 24 hours after his death) while Mitchum remains something of a cult figure, it is because on screen the former drew us toward him while the latter kept his distance. Mitchum's belief was that every man is a failure when found out. It was Stewart who truly believed, and made It's a Wonderful Life as a testament, that no man is a failure who has friends.</w:t>
+        <w:t>Couldn't Scorsese and De Niro have made a film about Sacco and Vanzetti instead of dubbing voices for Shark Tale? Might Pacino play Pietro Di Donato instead of the overexposed Shylock? Dream on. Rare are Hollywood exceptions like idealistic actor John Turturro, with his brave 1992 film, Mac, about working-class Italian Americans, and Stanley Tucci, director of Big Night (1996), about two brothers trying to launch an authentic Italian restaurant.</w:t>
         <w:br/>
+        <w:t>De Stefano rightly observes that "some Italian Americans are ready and willing to perpetuate unflattering and even belittling images of themselves. If the Mafia image is a kind of minstrelsy, as anthropologist Micaela di Leonardo claims... Italian Americans have done their part to keep the minstrel show running." The self-stereotyping doesn't end with the mob - De Stefano reminds us of the Fonz, Rocky Balboa, Tony Manero, and more.</w:t>
         <w:br/>
-        <w:t>Graphic</w:t>
+        <w:t>In his overly optimistic conclusion, De Stefano cites all sorts of recent cultural bubbling: the establishment by New York's Guild of Italian American Actors of a repertory theater in 2004; the development of the John Calandra Italian American Institute at City University of New York; the rise of prominent writers such as poet Dana Gioia (now Chairman of the National Endowment for the Arts) - as a counterweight to the entertainment industry's same old habits.</w:t>
         <w:br/>
+        <w:t>One wonders, though, whether much will change until celebrated Italian American movie stars and directors concede, before an industry determined to drown them in stereotypes, what Michael Corleone admits to Sen. Pat Geary in The Godfather: "We're part of the same corruption."</w:t>
         <w:br/>
-        <w:t xml:space="preserve"> </w:t>
+        <w:t>De Stefano and his publisher could do worse than tweak the title on the paperback edition to An Offer We Can Refuse. Italian American stars who can't get unstereotypical projects greenlighted - for lack of the Mafia hood, or "the blue-collar bore, the dumb but lovable stud" - are both badfellas and dumbfellas.</w:t>
         <w:br/>
-        <w:t>PHOTO;</w:t>
+        <w:t>Rememberaboutit!</w:t>
         <w:br/>
-        <w:t>PHOTO</w:t>
-        <w:br/>
-        <w:t>Robert Mitchum, left, in a shot from "Cape Fear" in 1962, and Jimmy Stewart, shown in 1936, died one day apart. They were among the last of their kind.</w:t>
+        <w:t>Contact book critic Carlin Romano at 215-854-5615 or cromano@phillynews.com. Read his recent work at http://go.philly.com/carlinromano.</w:t>
       </w:r>
     </w:p>
     <w:sectPr>

--- a/example_articles/states/Connecticut/5.states_Connecticut_Other_publisher.docx
+++ b/example_articles/states/Connecticut/5.states_Connecticut_Other_publisher.docx
@@ -7,7 +7,9 @@
         <w:pStyle w:val="Heading1"/>
       </w:pPr>
       <w:r>
-        <w:t>Exploring the myth of the Mafia's grip.; Cliches exist until they are challenged</w:t>
+        <w:t>SONG OF HIMSELF;</w:t>
+        <w:br/>
+        <w:t>ARTIE SHAW'S GREATEST PASSION WAS 1,900-PAGE NOVEL</w:t>
       </w:r>
     </w:p>
     <w:p>
@@ -17,17 +19,17 @@
     </w:p>
     <w:p>
       <w:r>
-        <w:t>Date: 2006-03-12</w:t>
+        <w:t>Date: 2005-02-27</w:t>
       </w:r>
     </w:p>
     <w:p>
       <w:r>
-        <w:t>Section: CURRENTS; Pg. D01</w:t>
+        <w:t>Section: ARTS and ENTERTAINMENT,</w:t>
       </w:r>
     </w:p>
     <w:p>
       <w:r>
-        <w:t>Source file: Other publishers/Files (500) (16).DOCX</w:t>
+        <w:t>Source file: Other publishers/Files (500) (21).DOCX</w:t>
       </w:r>
     </w:p>
     <w:p>
@@ -49,63 +51,71 @@
     </w:p>
     <w:p>
       <w:r>
-        <w:t>An Offer We Can't RefuseThe Mafia in the Mind of AmericaBy George De Stefano</w:t>
+        <w:t>This is Artie Shaw's garret, tucked up beneath the eaves of a tract home in basic California suburbia, circa 1966.</w:t>
         <w:br/>
-        <w:t>Faber &amp; Faber. 438 pp. $26</w:t>
+        <w:t xml:space="preserve"> Shaw, the jazz legend, moved here a quarter-century ago for the view, not the home styles. He had lived in Spain in the 1950s, and the clear-day vista here of the distant San Gabriel Mountains reminded him of Catalonia, so he bought the place and settled in to work on what had become the consuming passion of his life.</w:t>
         <w:br/>
-        <w:t>Analyzethis: a thumbnail history of Italian Americans.</w:t>
+        <w:t xml:space="preserve"> A novel. About himself.</w:t>
         <w:br/>
-        <w:t>A Southern European immigrant group, disembarking in America in huge numbers from the late 19th century to the early 20th, comes to be associated with what an 1876 New York Times editorial calls "A Natural Inclination Toward Criminality." No matter that crime remained the ultimate multiethnic, equal-opportunity business.</w:t>
+        <w:t>It was a long life; Shaw died here in December at 94, so "The Education of Albie Snow" runs 1,900 double-spaced pages over about 100 chapters.</w:t>
         <w:br/>
-        <w:t>As the perception grows, so-called native-born Americans also aren't sure the new immigrants are white. A black man, convicted in 1922 of miscegenation in Alabama, gets off when an appeals court rules the prosecution failed to prove his Sicilian wife was Caucasian.</w:t>
+        <w:t xml:space="preserve"> It was meant to be part of a trilogy, and Shaw kept at it longer than any of his eight marriages. The work has yet to entice a publisher, although Ida Giragossian, a member of Alfred Knopf's editorial department, has been carving away at it on her own time for more than two years.</w:t>
         <w:br/>
-        <w:t>In 1930s Hollywood, directors choose non-Italians - Romanian Jew Edward G. Robinson and Yiddish stage actor Paul Muni - to play fictional crime bosses such as Rico "Little Caesar" Bandello and Tony "Scarface" Camonte.</w:t>
+        <w:t xml:space="preserve"> She's only half done.</w:t>
         <w:br/>
-        <w:t>Forty years later, two classic '70s films -The Godfather andThe Godfather: Part II - raise the link between Italians and crime, denounced by antidefamation protesters, to the level of American myth. Or so say many film and cultural critics.</w:t>
+        <w:t xml:space="preserve"> "It's time-consuming, but I think it's eminently worth it," Giragossian said, adding that she hopes Knopf or another Random House imprint eventually will publish it.</w:t>
         <w:br/>
-        <w:t>In 1999, The Sopranos - the much-honored cable series that happens to return tonight - takes the same association for its theme, making high TV art of the traumas suffered by members of the immigrant group in adjusting to modern suburban life.</w:t>
+        <w:t xml:space="preserve"> "It covers from ages 15 to 24, with a couple of flashbacks to age 7 and the first anti-Semitism he encountered [growing up] in Connecticut. It's wonderful because it has a coming-of-age quality to it, the young teenager and how he teaches himself to play the saxophone and clarinet."</w:t>
         <w:br/>
-        <w:t>In the more than 100 years since Italians began arriving here in numbers: Two Supreme Court justices. One president of Harvard (Neil Rudenstine). One of Yale (A. Bartlett Giamatti). Painter Frank Stella. Architect Robert Venturi. Novelist Don DeLillo. Lots of big-time doctors, lawyers and other professionals.</w:t>
+        <w:t xml:space="preserve"> Others who have seen the manuscript were less enamored.</w:t>
         <w:br/>
-        <w:t>Pretty much no movies or TV series about them.</w:t>
+        <w:t xml:space="preserve"> "He wasn't a bad writer, but he was an undisciplined writer," said publisher Lyle Stuart, a friend of Shaw's since the early 1970s). "I told Artie, you don't do a 1,900-page novel."</w:t>
         <w:br/>
-        <w:t>Conclusion? Irrational stereotyping? Vicious bias? Reverent mythmaking? Selective realism? Collective insanity?</w:t>
+        <w:t xml:space="preserve"> But would Artie listen? Not often.</w:t>
         <w:br/>
-        <w:t>"The conventions and cliches of the Mafia myth," writes New York culture critic George De Stefano, "not only define a genre; they have to a large degree defined Italian Americans... . 'The Mafia' is now the paradigmatic pop-culture expression of Italian American ethnicity, despite the fact that gangsters never constituted more than a tiny percentage of the massive southern Italian immigration to America."</w:t>
+        <w:t xml:space="preserve"> Shaw was an irascible character. Even his friends use words like "feisty" and "difficult" to describe him. He traced his gruffness to his days growing up as a Jew in a working-class Catholic neighborhood.</w:t>
         <w:br/>
-        <w:t>No argument, so let's shift to pop-cult mode: Leave the potboiler junk, take the De Stefano - a detailed, textured meditation on what it all means.</w:t>
+        <w:t xml:space="preserve"> He hid himself in books and music. His father walked out when Shaw was 13, and by 15, Shaw left too, landing gigs in jazz bands during the Roaring '20s.</w:t>
         <w:br/>
-        <w:t>De Stefano isn't an ethnocentric screamer about stereotyping of Italian Americans. Third generation, leftist and gay, the New York-based journalist grew up in working-class Bridgeport, Conn. He supports multiculturalism, and doesn't think Italians invented every implement of civilization from forks to statues. He's less badda-bing than yadda-ying in his cultural bent.</w:t>
+        <w:t xml:space="preserve"> He was an exacting perfectionist, as hard on himself as on others. He had two sons whom he barely acknowledged, and he burned through wives like candles.</w:t>
         <w:br/>
-        <w:t>That means his yeoman's precis of growing Italian American scholarship by writers such as Robert Orsi, Fred Gardaphe, and Richard Gambino profits from a clear framework.</w:t>
+        <w:t xml:space="preserve"> Shaw made his mark on the 20th century by weaving magic with a clarinet, expressing the inexpressible with a few quick exhales and a flourish of fingerings. Then he famously quit.</w:t>
         <w:br/>
-        <w:t>Whether De Stefano is summarizing causes of 19th-century Italian immigration, sketching the Mafia's origin in Sicily, or dissecting the appeal of Hollywood mobster characters, he catches links to evolving capitalism, discomfort with modern society, psychological urges for strong father figures, and other complex topics not usually addressed by opponents of Mafia pop culture.</w:t>
+        <w:t xml:space="preserve"> An old friend was once quoted as saying that Shaw gave up being a great musician to become a mediocre writer. Critics were less harsh but not by much.</w:t>
         <w:br/>
-        <w:t>Like many writers on the subject, he eventually finds himself overwhelmed by movie and TV depictions of the Mafia. At times, De Stefano, falling into a familiar trap, sounds desperate to include any example Google or Nexis turned up.</w:t>
+        <w:t xml:space="preserve"> Shaw published three books, a 1952 autobiography called "The Trouble With Cinderella: An Outline of Identity," and two slim and idiosyncratic works of fiction -- "I Love You, I Hate You, Drop Dead! Variations on a Theme" in 1965, and the collection "The Best of Intentions and Other Stories" in 1989.</w:t>
         <w:br/>
-        <w:t>Nonetheless, he correctly appreciates that for most Americans, "It's not an exaggeration to say that The Godfather is the Torah, and everything else is commentary." Remember Joe Fox, played by Tom Hanks in You've Got Mail? Fox declares: "The Godfather is the I Ching. The Godfather is the sum of all wisdom. The Godfather is the answer to any question." David Chase, creator of the characters in The Sopranos, who themselves constantly allude to Mafia films, similarly says that "for a lot of wiseguys, The Godfather is like the Koran."</w:t>
+        <w:t xml:space="preserve"> The memoir was well received. The fiction found fewer enthusiasts.</w:t>
         <w:br/>
-        <w:t>It's at this point that De Stefano argues for a radical difference between Italian Americans and other ethnic groups in regard to stereotypes. Often, he notes, "it is Italian Americans themselves who write, direct and act in these films and TV shows."</w:t>
+        <w:t xml:space="preserve"> As a musician, he explored themes and structures no one had touched before, an inventiveness that is largely absent from his fiction.</w:t>
         <w:br/>
-        <w:t>The distinction hardly persuades: As the already controversial "It's Hard Out Here for a Pimp" routine at the Oscars reminded us last week, Italian Americans have company in pandering to showbiz stereotypes to get ahead.</w:t>
+        <w:t xml:space="preserve"> Shaw wanted to write about his own experiences and styled the work as fiction to free himself from the constraints of time and details.</w:t>
         <w:br/>
-        <w:t>Yet here, as elsewhere in his "on the waterfont, therefore cover the waterfront" book, De Stefano provokes hard thought about why the Mafia, to the exclusion of almost every other dimension of Italian American life, stays lodged "in the Mind of America."</w:t>
+        <w:t xml:space="preserve"> "He said fiction allowed you to tell the truth," said Larry Rose, 46, Shaw's personal assistant for the last 11 years. "He said, 'If I told the truth, I'd get sued.' "</w:t>
         <w:br/>
-        <w:t>A short answer De Stefano implies, but does not flesh out: The problem is not what Italian American artists and stars give us, but what they don't. Think of those with enormous clout in the movie business: Pacino. De Niro. Scorsese. Coppola. They've rarely used that clout to spotlight less cliched sides of Italian American life. Where is the Italian American Oprah, promoting quality art on the order of Beloved, or the Broadway version of The Color Purple?</w:t>
+        <w:t xml:space="preserve"> And writing his life as a fiction gave Shaw distance, Giragossian said.</w:t>
         <w:br/>
-        <w:t>Couldn't Scorsese and De Niro have made a film about Sacco and Vanzetti instead of dubbing voices for Shark Tale? Might Pacino play Pietro Di Donato instead of the overexposed Shylock? Dream on. Rare are Hollywood exceptions like idealistic actor John Turturro, with his brave 1992 film, Mac, about working-class Italian Americans, and Stanley Tucci, director of Big Night (1996), about two brothers trying to launch an authentic Italian restaurant.</w:t>
+        <w:t xml:space="preserve"> "It took away that first-person self-consciousness that happens in straight autobiography," she said. "It allowed him to set and develop scenes which he felt would reveal his life in a better way. It gave him a certain amount of objectivity."</w:t>
         <w:br/>
-        <w:t>De Stefano rightly observes that "some Italian Americans are ready and willing to perpetuate unflattering and even belittling images of themselves. If the Mafia image is a kind of minstrelsy, as anthropologist Micaela di Leonardo claims... Italian Americans have done their part to keep the minstrel show running." The self-stereotyping doesn't end with the mob - De Stefano reminds us of the Fonz, Rocky Balboa, Tony Manero, and more.</w:t>
+        <w:t xml:space="preserve"> Shaw was a musician for 30 years and a writer for more than 50. His house is cluttered with about 10,000 books, and he used to dip into three or four of them a day until his vision began to fail.</w:t>
         <w:br/>
-        <w:t>In his overly optimistic conclusion, De Stefano cites all sorts of recent cultural bubbling: the establishment by New York's Guild of Italian American Actors of a repertory theater in 2004; the development of the John Calandra Italian American Institute at City University of New York; the rise of prominent writers such as poet Dana Gioia (now Chairman of the National Endowment for the Arts) - as a counterweight to the entertainment industry's same old habits.</w:t>
+        <w:t xml:space="preserve"> Age caught up with Artie Shaw. As his energy ebbed, so did his involvement in the book. "I was editing and cutting the first part and sending them to Artie, and he was really fine with the editing," Giragossian said.</w:t>
         <w:br/>
-        <w:t>One wonders, though, whether much will change until celebrated Italian American movie stars and directors concede, before an industry determined to drown them in stereotypes, what Michael Corleone admits to Sen. Pat Geary in The Godfather: "We're part of the same corruption."</w:t>
+        <w:t xml:space="preserve"> "Then he sent me the second half and said, 'Do whatever you want.' "</w:t>
         <w:br/>
-        <w:t>De Stefano and his publisher could do worse than tweak the title on the paperback edition to An Offer We Can Refuse. Italian American stars who can't get unstereotypical projects greenlighted - for lack of the Mafia hood, or "the blue-collar bore, the dumb but lovable stud" - are both badfellas and dumbfellas.</w:t>
         <w:br/>
-        <w:t>Rememberaboutit!</w:t>
+        <w:t>Notes</w:t>
         <w:br/>
-        <w:t>Contact book critic Carlin Romano at 215-854-5615 or cromano@phillynews.com. Read his recent work at http://go.philly.com/carlinromano.</w:t>
+        <w:br/>
+        <w:t>BOOKS ON SUNDAY</w:t>
+        <w:br/>
+        <w:br/>
+        <w:t>Graphic</w:t>
+        <w:br/>
+        <w:br/>
+        <w:t xml:space="preserve"> </w:t>
+        <w:br/>
+        <w:t>PHOTO: (No Caption)</w:t>
       </w:r>
     </w:p>
     <w:sectPr>

--- a/example_articles/states/Connecticut/5.states_Connecticut_Other_publisher.docx
+++ b/example_articles/states/Connecticut/5.states_Connecticut_Other_publisher.docx
@@ -7,9 +7,7 @@
         <w:pStyle w:val="Heading1"/>
       </w:pPr>
       <w:r>
-        <w:t>SONG OF HIMSELF;</w:t>
-        <w:br/>
-        <w:t>ARTIE SHAW'S GREATEST PASSION WAS 1,900-PAGE NOVEL</w:t>
+        <w:t>Exploring the myth of the Mafia's grip.; Cliches exist until they are challenged</w:t>
       </w:r>
     </w:p>
     <w:p>
@@ -19,17 +17,17 @@
     </w:p>
     <w:p>
       <w:r>
-        <w:t>Date: 2005-02-27</w:t>
+        <w:t>Date: 2006-03-12</w:t>
       </w:r>
     </w:p>
     <w:p>
       <w:r>
-        <w:t>Section: ARTS and ENTERTAINMENT,</w:t>
+        <w:t>Section: CURRENTS; Pg. D01</w:t>
       </w:r>
     </w:p>
     <w:p>
       <w:r>
-        <w:t>Source file: Other publishers/Files (500) (21).DOCX</w:t>
+        <w:t>Source file: Other publishers/Files (500) (16).DOCX</w:t>
       </w:r>
     </w:p>
     <w:p>
@@ -51,71 +49,63 @@
     </w:p>
     <w:p>
       <w:r>
-        <w:t>This is Artie Shaw's garret, tucked up beneath the eaves of a tract home in basic California suburbia, circa 1966.</w:t>
+        <w:t>An Offer We Can't RefuseThe Mafia in the Mind of AmericaBy George De Stefano</w:t>
         <w:br/>
-        <w:t xml:space="preserve"> Shaw, the jazz legend, moved here a quarter-century ago for the view, not the home styles. He had lived in Spain in the 1950s, and the clear-day vista here of the distant San Gabriel Mountains reminded him of Catalonia, so he bought the place and settled in to work on what had become the consuming passion of his life.</w:t>
+        <w:t>Faber &amp; Faber. 438 pp. $26</w:t>
         <w:br/>
-        <w:t xml:space="preserve"> A novel. About himself.</w:t>
+        <w:t>Analyzethis: a thumbnail history of Italian Americans.</w:t>
         <w:br/>
-        <w:t>It was a long life; Shaw died here in December at 94, so "The Education of Albie Snow" runs 1,900 double-spaced pages over about 100 chapters.</w:t>
+        <w:t>A Southern European immigrant group, disembarking in America in huge numbers from the late 19th century to the early 20th, comes to be associated with what an 1876 New York Times editorial calls "A Natural Inclination Toward Criminality." No matter that crime remained the ultimate multiethnic, equal-opportunity business.</w:t>
         <w:br/>
-        <w:t xml:space="preserve"> It was meant to be part of a trilogy, and Shaw kept at it longer than any of his eight marriages. The work has yet to entice a publisher, although Ida Giragossian, a member of Alfred Knopf's editorial department, has been carving away at it on her own time for more than two years.</w:t>
+        <w:t>As the perception grows, so-called native-born Americans also aren't sure the new immigrants are white. A black man, convicted in 1922 of miscegenation in Alabama, gets off when an appeals court rules the prosecution failed to prove his Sicilian wife was Caucasian.</w:t>
         <w:br/>
-        <w:t xml:space="preserve"> She's only half done.</w:t>
+        <w:t>In 1930s Hollywood, directors choose non-Italians - Romanian Jew Edward G. Robinson and Yiddish stage actor Paul Muni - to play fictional crime bosses such as Rico "Little Caesar" Bandello and Tony "Scarface" Camonte.</w:t>
         <w:br/>
-        <w:t xml:space="preserve"> "It's time-consuming, but I think it's eminently worth it," Giragossian said, adding that she hopes Knopf or another Random House imprint eventually will publish it.</w:t>
+        <w:t>Forty years later, two classic '70s films -The Godfather andThe Godfather: Part II - raise the link between Italians and crime, denounced by antidefamation protesters, to the level of American myth. Or so say many film and cultural critics.</w:t>
         <w:br/>
-        <w:t xml:space="preserve"> "It covers from ages 15 to 24, with a couple of flashbacks to age 7 and the first anti-Semitism he encountered [growing up] in Connecticut. It's wonderful because it has a coming-of-age quality to it, the young teenager and how he teaches himself to play the saxophone and clarinet."</w:t>
+        <w:t>In 1999, The Sopranos - the much-honored cable series that happens to return tonight - takes the same association for its theme, making high TV art of the traumas suffered by members of the immigrant group in adjusting to modern suburban life.</w:t>
         <w:br/>
-        <w:t xml:space="preserve"> Others who have seen the manuscript were less enamored.</w:t>
+        <w:t>In the more than 100 years since Italians began arriving here in numbers: Two Supreme Court justices. One president of Harvard (Neil Rudenstine). One of Yale (A. Bartlett Giamatti). Painter Frank Stella. Architect Robert Venturi. Novelist Don DeLillo. Lots of big-time doctors, lawyers and other professionals.</w:t>
         <w:br/>
-        <w:t xml:space="preserve"> "He wasn't a bad writer, but he was an undisciplined writer," said publisher Lyle Stuart, a friend of Shaw's since the early 1970s). "I told Artie, you don't do a 1,900-page novel."</w:t>
+        <w:t>Pretty much no movies or TV series about them.</w:t>
         <w:br/>
-        <w:t xml:space="preserve"> But would Artie listen? Not often.</w:t>
+        <w:t>Conclusion? Irrational stereotyping? Vicious bias? Reverent mythmaking? Selective realism? Collective insanity?</w:t>
         <w:br/>
-        <w:t xml:space="preserve"> Shaw was an irascible character. Even his friends use words like "feisty" and "difficult" to describe him. He traced his gruffness to his days growing up as a Jew in a working-class Catholic neighborhood.</w:t>
+        <w:t>"The conventions and cliches of the Mafia myth," writes New York culture critic George De Stefano, "not only define a genre; they have to a large degree defined Italian Americans... . 'The Mafia' is now the paradigmatic pop-culture expression of Italian American ethnicity, despite the fact that gangsters never constituted more than a tiny percentage of the massive southern Italian immigration to America."</w:t>
         <w:br/>
-        <w:t xml:space="preserve"> He hid himself in books and music. His father walked out when Shaw was 13, and by 15, Shaw left too, landing gigs in jazz bands during the Roaring '20s.</w:t>
+        <w:t>No argument, so let's shift to pop-cult mode: Leave the potboiler junk, take the De Stefano - a detailed, textured meditation on what it all means.</w:t>
         <w:br/>
-        <w:t xml:space="preserve"> He was an exacting perfectionist, as hard on himself as on others. He had two sons whom he barely acknowledged, and he burned through wives like candles.</w:t>
+        <w:t>De Stefano isn't an ethnocentric screamer about stereotyping of Italian Americans. Third generation, leftist and gay, the New York-based journalist grew up in working-class Bridgeport, Conn. He supports multiculturalism, and doesn't think Italians invented every implement of civilization from forks to statues. He's less badda-bing than yadda-ying in his cultural bent.</w:t>
         <w:br/>
-        <w:t xml:space="preserve"> Shaw made his mark on the 20th century by weaving magic with a clarinet, expressing the inexpressible with a few quick exhales and a flourish of fingerings. Then he famously quit.</w:t>
+        <w:t>That means his yeoman's precis of growing Italian American scholarship by writers such as Robert Orsi, Fred Gardaphe, and Richard Gambino profits from a clear framework.</w:t>
         <w:br/>
-        <w:t xml:space="preserve"> An old friend was once quoted as saying that Shaw gave up being a great musician to become a mediocre writer. Critics were less harsh but not by much.</w:t>
+        <w:t>Whether De Stefano is summarizing causes of 19th-century Italian immigration, sketching the Mafia's origin in Sicily, or dissecting the appeal of Hollywood mobster characters, he catches links to evolving capitalism, discomfort with modern society, psychological urges for strong father figures, and other complex topics not usually addressed by opponents of Mafia pop culture.</w:t>
         <w:br/>
-        <w:t xml:space="preserve"> Shaw published three books, a 1952 autobiography called "The Trouble With Cinderella: An Outline of Identity," and two slim and idiosyncratic works of fiction -- "I Love You, I Hate You, Drop Dead! Variations on a Theme" in 1965, and the collection "The Best of Intentions and Other Stories" in 1989.</w:t>
+        <w:t>Like many writers on the subject, he eventually finds himself overwhelmed by movie and TV depictions of the Mafia. At times, De Stefano, falling into a familiar trap, sounds desperate to include any example Google or Nexis turned up.</w:t>
         <w:br/>
-        <w:t xml:space="preserve"> The memoir was well received. The fiction found fewer enthusiasts.</w:t>
+        <w:t>Nonetheless, he correctly appreciates that for most Americans, "It's not an exaggeration to say that The Godfather is the Torah, and everything else is commentary." Remember Joe Fox, played by Tom Hanks in You've Got Mail? Fox declares: "The Godfather is the I Ching. The Godfather is the sum of all wisdom. The Godfather is the answer to any question." David Chase, creator of the characters in The Sopranos, who themselves constantly allude to Mafia films, similarly says that "for a lot of wiseguys, The Godfather is like the Koran."</w:t>
         <w:br/>
-        <w:t xml:space="preserve"> As a musician, he explored themes and structures no one had touched before, an inventiveness that is largely absent from his fiction.</w:t>
+        <w:t>It's at this point that De Stefano argues for a radical difference between Italian Americans and other ethnic groups in regard to stereotypes. Often, he notes, "it is Italian Americans themselves who write, direct and act in these films and TV shows."</w:t>
         <w:br/>
-        <w:t xml:space="preserve"> Shaw wanted to write about his own experiences and styled the work as fiction to free himself from the constraints of time and details.</w:t>
+        <w:t>The distinction hardly persuades: As the already controversial "It's Hard Out Here for a Pimp" routine at the Oscars reminded us last week, Italian Americans have company in pandering to showbiz stereotypes to get ahead.</w:t>
         <w:br/>
-        <w:t xml:space="preserve"> "He said fiction allowed you to tell the truth," said Larry Rose, 46, Shaw's personal assistant for the last 11 years. "He said, 'If I told the truth, I'd get sued.' "</w:t>
+        <w:t>Yet here, as elsewhere in his "on the waterfont, therefore cover the waterfront" book, De Stefano provokes hard thought about why the Mafia, to the exclusion of almost every other dimension of Italian American life, stays lodged "in the Mind of America."</w:t>
         <w:br/>
-        <w:t xml:space="preserve"> And writing his life as a fiction gave Shaw distance, Giragossian said.</w:t>
+        <w:t>A short answer De Stefano implies, but does not flesh out: The problem is not what Italian American artists and stars give us, but what they don't. Think of those with enormous clout in the movie business: Pacino. De Niro. Scorsese. Coppola. They've rarely used that clout to spotlight less cliched sides of Italian American life. Where is the Italian American Oprah, promoting quality art on the order of Beloved, or the Broadway version of The Color Purple?</w:t>
         <w:br/>
-        <w:t xml:space="preserve"> "It took away that first-person self-consciousness that happens in straight autobiography," she said. "It allowed him to set and develop scenes which he felt would reveal his life in a better way. It gave him a certain amount of objectivity."</w:t>
+        <w:t>Couldn't Scorsese and De Niro have made a film about Sacco and Vanzetti instead of dubbing voices for Shark Tale? Might Pacino play Pietro Di Donato instead of the overexposed Shylock? Dream on. Rare are Hollywood exceptions like idealistic actor John Turturro, with his brave 1992 film, Mac, about working-class Italian Americans, and Stanley Tucci, director of Big Night (1996), about two brothers trying to launch an authentic Italian restaurant.</w:t>
         <w:br/>
-        <w:t xml:space="preserve"> Shaw was a musician for 30 years and a writer for more than 50. His house is cluttered with about 10,000 books, and he used to dip into three or four of them a day until his vision began to fail.</w:t>
+        <w:t>De Stefano rightly observes that "some Italian Americans are ready and willing to perpetuate unflattering and even belittling images of themselves. If the Mafia image is a kind of minstrelsy, as anthropologist Micaela di Leonardo claims... Italian Americans have done their part to keep the minstrel show running." The self-stereotyping doesn't end with the mob - De Stefano reminds us of the Fonz, Rocky Balboa, Tony Manero, and more.</w:t>
         <w:br/>
-        <w:t xml:space="preserve"> Age caught up with Artie Shaw. As his energy ebbed, so did his involvement in the book. "I was editing and cutting the first part and sending them to Artie, and he was really fine with the editing," Giragossian said.</w:t>
+        <w:t>In his overly optimistic conclusion, De Stefano cites all sorts of recent cultural bubbling: the establishment by New York's Guild of Italian American Actors of a repertory theater in 2004; the development of the John Calandra Italian American Institute at City University of New York; the rise of prominent writers such as poet Dana Gioia (now Chairman of the National Endowment for the Arts) - as a counterweight to the entertainment industry's same old habits.</w:t>
         <w:br/>
-        <w:t xml:space="preserve"> "Then he sent me the second half and said, 'Do whatever you want.' "</w:t>
+        <w:t>One wonders, though, whether much will change until celebrated Italian American movie stars and directors concede, before an industry determined to drown them in stereotypes, what Michael Corleone admits to Sen. Pat Geary in The Godfather: "We're part of the same corruption."</w:t>
         <w:br/>
+        <w:t>De Stefano and his publisher could do worse than tweak the title on the paperback edition to An Offer We Can Refuse. Italian American stars who can't get unstereotypical projects greenlighted - for lack of the Mafia hood, or "the blue-collar bore, the dumb but lovable stud" - are both badfellas and dumbfellas.</w:t>
         <w:br/>
-        <w:t>Notes</w:t>
+        <w:t>Rememberaboutit!</w:t>
         <w:br/>
-        <w:br/>
-        <w:t>BOOKS ON SUNDAY</w:t>
-        <w:br/>
-        <w:br/>
-        <w:t>Graphic</w:t>
-        <w:br/>
-        <w:br/>
-        <w:t xml:space="preserve"> </w:t>
-        <w:br/>
-        <w:t>PHOTO: (No Caption)</w:t>
+        <w:t>Contact book critic Carlin Romano at 215-854-5615 or cromano@phillynews.com. Read his recent work at http://go.philly.com/carlinromano.</w:t>
       </w:r>
     </w:p>
     <w:sectPr>
